--- a/PPRO-dokumentace.docx
+++ b/PPRO-dokumentace.docx
@@ -1,71 +1,5 @@
 
-<file path=customXml\item1.xml><?xml version="1.0" encoding="utf-8"?>
-<b:Sources xmlns:b="http://schemas.openxmlformats.org/officeDocument/2006/bibliography" xmlns="http://schemas.openxmlformats.org/officeDocument/2006/bibliography" SelectedStyle="/APA.XSL" StyleName="APA"/>
-</file>
-
-<file path=customXml\itemProps1.xml><?xml version="1.0" encoding="utf-8"?>
-<ds:datastoreItem xmlns:ds="http://schemas.openxmlformats.org/officeDocument/2006/customXml" ds:itemID="{EF278816-EC6F-A645-907D-7F25AECB1D4A}">
-  <ds:schemaRefs>
-    <ds:schemaRef ds:uri="http://schemas.openxmlformats.org/officeDocument/2006/bibliography"/>
-  </ds:schemaRefs>
-</ds:datastoreItem>
-</file>
-
-<file path=docProps\app.xml><?xml version="1.0" encoding="utf-8"?>
-<Properties xmlns="http://schemas.openxmlformats.org/officeDocument/2006/extended-properties" xmlns:vt="http://schemas.openxmlformats.org/officeDocument/2006/docPropsVTypes">
-  <Template>Normal.dotm</Template>
-  <TotalTime>0</TotalTime>
-  <Pages>1</Pages>
-  <Words>0</Words>
-  <Characters>0</Characters>
-  <Application>Microsoft Macintosh Word</Application>
-  <DocSecurity>0</DocSecurity>
-  <Lines>0</Lines>
-  <Paragraphs>0</Paragraphs>
-  <ScaleCrop>false</ScaleCrop>
-  <HeadingPairs>
-    <vt:vector size="2" baseType="variant">
-      <vt:variant>
-        <vt:lpstr>Title</vt:lpstr>
-      </vt:variant>
-      <vt:variant>
-        <vt:i4>1</vt:i4>
-      </vt:variant>
-    </vt:vector>
-  </HeadingPairs>
-  <TitlesOfParts>
-    <vt:vector size="1" baseType="lpstr">
-      <vt:lpstr/>
-    </vt:vector>
-  </TitlesOfParts>
-  <Manager/>
-  <Company/>
-  <LinksUpToDate>false</LinksUpToDate>
-  <CharactersWithSpaces>0</CharactersWithSpaces>
-  <SharedDoc>false</SharedDoc>
-  <HyperlinkBase/>
-  <HyperlinksChanged>false</HyperlinksChanged>
-  <AppVersion>14.0000</AppVersion>
-</Properties>
-</file>
-
-<file path=docProps\core.xml><?xml version="1.0" encoding="utf-8"?>
-<cp:coreProperties xmlns:cp="http://schemas.openxmlformats.org/package/2006/metadata/core-properties" xmlns:dc="http://purl.org/dc/elements/1.1/" xmlns:dcterms="http://purl.org/dc/terms/" xmlns:dcmitype="http://purl.org/dc/dcmitype/" xmlns:xsi="http://www.w3.org/2001/XMLSchema-instance">
-  <dc:title>Dokumentace semestrálního projektu PPRO</dc:title>
-  <dc:subject/>
-  <dc:creator/>
-  <cp:keywords/>
-  <dc:description>generated by python-docx</dc:description>
-  <cp:lastModifiedBy/>
-  <cp:revision>1</cp:revision>
-  <dcterms:created xsi:type="dcterms:W3CDTF">2013-12-23T23:15:00Z</dcterms:created>
-  <dcterms:modified xsi:type="dcterms:W3CDTF">2013-12-23T23:15:00Z</dcterms:modified>
-  <cp:category/>
-  <dc:language>cs-CZ</dc:language>
-</cp:coreProperties>
-</file>
-
-<file path=word\document.xml><?xml version="1.0" encoding="utf-8"?>
+<file path=word/document.xml><?xml version="1.0" encoding="utf-8"?>
 <w:document xmlns:wpc="http://schemas.microsoft.com/office/word/2010/wordprocessingCanvas" xmlns:mo="http://schemas.microsoft.com/office/mac/office/2008/main" xmlns:mc="http://schemas.openxmlformats.org/markup-compatibility/2006" xmlns:mv="urn:schemas-microsoft-com:mac:vml" xmlns:o="urn:schemas-microsoft-com:office:office" xmlns:r="http://schemas.openxmlformats.org/officeDocument/2006/relationships" xmlns:m="http://schemas.openxmlformats.org/officeDocument/2006/math" xmlns:v="urn:schemas-microsoft-com:vml" xmlns:wp14="http://schemas.microsoft.com/office/word/2010/wordprocessingDrawing" xmlns:wp="http://schemas.openxmlformats.org/drawingml/2006/wordprocessingDrawing" xmlns:w10="urn:schemas-microsoft-com:office:word" xmlns:w="http://schemas.openxmlformats.org/wordprocessingml/2006/main" xmlns:w14="http://schemas.microsoft.com/office/word/2010/wordml" xmlns:wpg="http://schemas.microsoft.com/office/word/2010/wordprocessingGroup" xmlns:wpi="http://schemas.microsoft.com/office/word/2010/wordprocessingInk" xmlns:wne="http://schemas.microsoft.com/office/word/2006/wordml" xmlns:wps="http://schemas.microsoft.com/office/word/2010/wordprocessingShape" mc:Ignorable="w14 wp14">
   <w:body>
     <w:p>
@@ -77,7 +11,7 @@
           <w:color w:val="767676"/>
           <w:sz w:val="20"/>
         </w:rPr>
-        <w:t>PokroÄŤilĂ© programovĂˇnĂ­ (PPRO), zimnĂ­ semestr 2026/2027</w:t>
+        <w:t>Pokročilé programování (PPRO), zimní semestr 2026/2027</w:t>
       </w:r>
     </w:p>
     <w:p>
@@ -86,7 +20,7 @@
           <w:color w:val="767676"/>
           <w:sz w:val="20"/>
         </w:rPr>
-        <w:t>Fakulta informatiky a managementu, Univerzita Hradec KrĂˇlovĂ©</w:t>
+        <w:t>Fakulta informatiky a managementu, Univerzita Hradec Králové</w:t>
       </w:r>
     </w:p>
     <w:p>
@@ -94,7 +28,7 @@
         <w:pStyle w:val="Title"/>
       </w:pPr>
       <w:r>
-        <w:t>Dokumentace semestrĂˇlnĂ­ho projektu</w:t>
+        <w:t>Dokumentace semestrálního projektu</w:t>
       </w:r>
     </w:p>
     <w:tbl>
@@ -130,7 +64,7 @@
                 <w:b/>
                 <w:sz w:val="20"/>
               </w:rPr>
-              <w:t>NĂˇzev projektu</w:t>
+              <w:t>Název projektu</w:t>
             </w:r>
           </w:p>
         </w:tc>
@@ -152,7 +86,7 @@
               <w:rPr>
                 <w:sz w:val="20"/>
               </w:rPr>
-              <w:t>SkladovĂ˝ a objednĂˇvkovĂ˝ systĂ©m DĹ™evÄ›nka</w:t>
+              <w:t>Skladový a objednávkový systém Dřevěnka</w:t>
             </w:r>
           </w:p>
         </w:tc>
@@ -178,7 +112,7 @@
                 <w:b/>
                 <w:sz w:val="20"/>
               </w:rPr>
-              <w:t>ZvolenĂ© zadĂˇnĂ­</w:t>
+              <w:t>Zvolené zadání</w:t>
             </w:r>
           </w:p>
         </w:tc>
@@ -200,7 +134,7 @@
               <w:rPr>
                 <w:sz w:val="20"/>
               </w:rPr>
-              <w:t>ZadĂˇnĂ­ B: Sklad pro malĂ˝ e-shop</w:t>
+              <w:t>Zadání B: Sklad pro malý e-shop</w:t>
             </w:r>
           </w:p>
         </w:tc>
@@ -226,7 +160,7 @@
                 <w:b/>
                 <w:sz w:val="20"/>
               </w:rPr>
-              <w:t>JmĂ©no a pĹ™Ă­jmenĂ­</w:t>
+              <w:t>Jméno a příjmení</w:t>
             </w:r>
           </w:p>
         </w:tc>
@@ -248,7 +182,7 @@
               <w:rPr>
                 <w:sz w:val="20"/>
               </w:rPr>
-              <w:t>OndĹ™ej HanuĹˇ (hanulon2@uhk.cz)</w:t>
+              <w:t>Ondřej Hanuš (hanulon2@uhk.cz)</w:t>
             </w:r>
           </w:p>
         </w:tc>
@@ -274,7 +208,7 @@
                 <w:b/>
                 <w:sz w:val="20"/>
               </w:rPr>
-              <w:t>RepozitĂˇĹ™ na GitHubu</w:t>
+              <w:t>Repozitář na GitHubu</w:t>
             </w:r>
           </w:p>
         </w:tc>
@@ -322,7 +256,7 @@
                 <w:b/>
                 <w:sz w:val="20"/>
               </w:rPr>
-              <w:t>Datum poslednĂ­ Ăşpravy</w:t>
+              <w:t>Datum poslední úpravy</w:t>
             </w:r>
           </w:p>
         </w:tc>
@@ -352,7 +286,7 @@
     </w:tbl>
     <w:p>
       <w:pPr>
-        <w:spacing w:before="160"/>
+        <w:spacing w:before="200"/>
       </w:pPr>
     </w:p>
     <w:p>
@@ -360,7 +294,7 @@
         <w:pStyle w:val="Heading1"/>
       </w:pPr>
       <w:r>
-        <w:t>1. Popis Ĺ™eĹˇenĂ­</w:t>
+        <w:t>1. Popis řešení</w:t>
       </w:r>
     </w:p>
     <w:p>
@@ -371,7 +305,7 @@
         <w:rPr>
           <w:sz w:val="22"/>
         </w:rPr>
-        <w:t>Aplikace slouĹľĂ­ firmÄ› DĹ™evÄ›nka s.r.o. vedenĂ© Petrem DoleĹľalem, kterĂˇ se zabĂ˝vĂˇ vĂ˝robou a prodejem dĹ™evÄ›nĂ˝ch hraÄŤek. CĂ­lem systĂ©mu je nahradit stĂˇvajĂ­cĂ­ nevyhovujĂ­cĂ­ evidenci ve sdĂ­lenĂ©m ExcelovĂ©m souboru o 400 poloĹľkĂˇch, kterĂ˝ byl otevĂ­rĂˇn na tĹ™ech poÄŤĂ­taÄŤĂ­ch souÄŤasnÄ› a vedl k zĂˇvaĹľnĂ˝m provoznĂ­m chybĂˇm. HlavnĂ­m problĂ©mem klienta byl prodej neexistujĂ­cĂ­ho zboĹľĂ­ (overselling), kdy e-shop prodal poloĹľku, kterĂˇ nebyla skladem, a majitel musel volat zklamanĂ˝m zĂˇkaznĂ­kĹŻm s omluvou. SystĂ©m Ĺ™eĹˇĂ­ takĂ© evidenci dvou fyzickĂ˝ch skladĹŻ firmy â€“ hlavnĂ­ho expediÄŤnĂ­ho skladu v Hradci KrĂˇlovĂ© a sezĂłnnĂ­ho skladu v garĂˇĹľi v TĹ™ebechovicĂ­ch, odkud se dosud zĂˇvozy do Hradce vĹŻbec neevidovaly.</w:t>
+        <w:t>Aplikace slouží firmě Dřevěnka s.r.o. vedené Petrem Doležalem, která se zabývá výrobou a prodejem dřevěných hraček. Cílem systému je nahradit stávající nevyhovující evidenci ve sdíleném Excelovém souboru o 400 položkách, který byl otevírán na třech počítačích současně a vedl k závažným provozním chybám. Hlavním problémem klienta byl prodej neexistujícího zboží (overselling), kdy e-shop prodal položku, která již nebyla skladem, a majitel musel volat zklamaným zákazníkům s omluvou. Systém řeší také evidenci dvou fyzických skladů firmy – hlavního expedičního skladu v Hradci Králové a sezónního skladu v garáži v Třebechovicích, odkud se dosud závozy do Hradce vůbec neevidovaly.</w:t>
       </w:r>
     </w:p>
     <w:p>
@@ -382,26 +316,31 @@
         <w:rPr>
           <w:sz w:val="22"/>
         </w:rPr>
-        <w:t>Aplikace eviduje produkty a jejich zatĹ™Ă­dÄ›nĂ­ do vĂ­ce kategoriĂ­ souÄŤasnÄ› (vazba M:N â€“ napĹ™. dĹ™evÄ›nĂˇ kĂˇÄŤa je v kategorii â€žpro batolataâ€ś i â€ždĂˇrky do 500 KÄŤâ€ś). ZĂˇsadnĂ­ inovacĂ­ je oddÄ›lenĂ­ fyzickĂ©ho stavu na regĂˇlech od stavu disponibilnĂ­ho (volnĂ©ho k prodeji). PĹ™i pĹ™ijetĂ­ objednĂˇvky systĂ©m provede okamĹľitou rezervaci zĂˇsoby a v pĹ™Ă­padÄ› nedostatku objednĂˇvku striktnÄ› odmĂ­tne. FyzickĂ˝ odpis probÄ›hne aĹľ pĹ™i expedici balĂ­ku. KaĹľdĂˇ zmÄ›na zĂˇsoby (pĹ™Ă­jem z truhlĂˇrny, vĂ˝dej zĂˇkaznĂ­kovi, meziskladovĂ˝ pĹ™esun TĹ™ebechovice -&gt; Hradec i inventurnĂ­ dorovnĂˇnĂ­) je trvale zapsĂˇna v auditnĂ­m denĂ­ku pohybĹŻ. Na ĂşvodnĂ­ obrazovce mĂˇ majitel pĹ™ehled â€žCo hoĹ™Ă­â€ś s produkty pod minimĂˇlnĂ­ zĂˇsobou a mÄ›sĂ­ÄŤnĂ­ finanÄŤnĂ­ report trĹľeb po kategoriĂ­ch.</w:t>
+        <w:t>Aplikace eviduje produkty a jejich zatřídění do více kategorií současně (vazba M:N – např. tatáž dřevěná káča je v kategorii „pro batolata“ i „dárky do 500 Kč“). Zásadní inovací je oddělení fyzického stavu na regálech od stavu disponibilního (volného k prodeji). Při přijetí objednávky systém provede okamžitou rezervaci zásoby a v případě nedostatku objednávku striktně odmítne. Fyzický odpis proběhne až při expedici balíku. Každá změna zásoby (příjem z truhlárny, výdej zákazníkovi, meziskladový přesun Třebechovice -&gt; Hradec i inventurní dorovnání) je trvale zapsána v auditním deníku pohybů. Na úvodní obrazovce má majitel přehled „Co hoří“ s produkty pod minimální zásobou a měsíční finanční report tržeb po kategoriích.</w:t>
       </w:r>
     </w:p>
     <w:p>
       <w:pPr>
-        <w:spacing w:after="160"/>
+        <w:spacing w:after="120"/>
       </w:pPr>
       <w:r>
         <w:rPr>
           <w:sz w:val="22"/>
         </w:rPr>
-        <w:t>Technicky je systĂ©m postaven jako tĹ™Ă­vrstvĂˇ enterprise aplikace v jazyce Java 21 s vyuĹľitĂ­m frameworku Spring Boot 3. PrezentaÄŤnĂ­ vrstva vyuĹľĂ­vĂˇ Spring MVC a ĹˇablonovacĂ­ engine Thymeleaf s responzivnĂ­m CSS pĹ™izpĹŻsobenĂ˝m pro ovlĂˇdĂˇnĂ­ z mobilnĂ­ho telefonu pĹ™Ă­mo ve skladu. AplikaÄŤnĂ­ vrstva obsahuje servisnĂ­ sluĹľby vynucujĂ­cĂ­ striktnĂ­ byznys pravidla (zĂˇkaz zĂˇpornĂ©ho stavu, fixace ceny v objednĂˇvce, rezervace). DatovĂˇ vrstva je postavena na Spring Data JPA / Hibernate a relaÄŤnĂ­ databĂˇzi PostgreSQL 16 provozovanĂ© v Docker kontejneru. SchĂ©ma databĂˇze je verzovĂˇno nĂˇstrojem Flyway. CelĂ© Ĺ™eĹˇenĂ­ je plnÄ› kontejnerizovĂˇno a spustitelnĂ© jedinĂ˝m pĹ™Ă­kazem docker compose up.</w:t>
+        <w:t>Technicky je systém postaven jako třívrstvá enterprise aplikace v jazyce Java 21 s využitím frameworku Spring Boot 3. Prezentační vrstva využívá Spring MVC a šablonovací engine Thymeleaf s responzivním CSS přizpůsobeným pro ovládání z mobilního telefonu přímo ve skladu. Aplikační vrstva obsahuje servisní služby vynucující striktní byznys pravidla (zákaz záporného stavu, fixace ceny v objednávce, rezervace). Datová vrstva je postavena na Spring Data JPA / Hibernate a relační databázi PostgreSQL 16 provozované v Docker kontejneru. Schéma databáze je verzováno nástrojem Flyway. Celé řešení je plně kontejnerizováno a spustitelné jediným příkazem docker compose up.</w:t>
       </w:r>
+    </w:p>
+    <w:p>
+      <w:pPr>
+        <w:spacing w:before="200"/>
+      </w:pPr>
     </w:p>
     <w:p>
       <w:pPr>
         <w:pStyle w:val="Heading1"/>
       </w:pPr>
       <w:r>
-        <w:t>2. RozhodnutĂ­</w:t>
+        <w:t>2. Rozhodnutí</w:t>
       </w:r>
     </w:p>
     <w:tbl>
@@ -443,7 +382,7 @@
                 <w:color w:val="FFFFFF"/>
                 <w:sz w:val="20"/>
               </w:rPr>
-              <w:t>ÄŚ.</w:t>
+              <w:t>Č.</w:t>
             </w:r>
           </w:p>
         </w:tc>
@@ -468,7 +407,7 @@
                 <w:color w:val="FFFFFF"/>
                 <w:sz w:val="20"/>
               </w:rPr>
-              <w:t>RozhodnutĂ­</w:t>
+              <w:t>Rozhodnutí</w:t>
             </w:r>
           </w:p>
         </w:tc>
@@ -493,7 +432,7 @@
                 <w:color w:val="FFFFFF"/>
                 <w:sz w:val="20"/>
               </w:rPr>
-              <w:t>DĹŻvod</w:t>
+              <w:t>Důvod</w:t>
             </w:r>
           </w:p>
         </w:tc>
@@ -587,7 +526,7 @@
               <w:rPr>
                 <w:sz w:val="20"/>
               </w:rPr>
-              <w:t>Javu znĂˇm z pĹ™edchozĂ­ch pĹ™edmÄ›tĹŻ; framework mĂˇ hotovou podporu transakcĂ­, migracĂ­ a testĹŻ proti databĂˇzi.</w:t>
+              <w:t>Javu znám z předchozích předmětů; framework má hotovou podporu transakcí, migrací a testů proti databázi.</w:t>
             </w:r>
           </w:p>
         </w:tc>
@@ -656,7 +595,7 @@
               <w:rPr>
                 <w:sz w:val="20"/>
               </w:rPr>
-              <w:t>DatabĂˇze PostgreSQL v Dockeru</w:t>
+              <w:t>Databáze PostgreSQL v Dockeru</w:t>
             </w:r>
           </w:p>
         </w:tc>
@@ -678,7 +617,7 @@
               <w:rPr>
                 <w:sz w:val="20"/>
               </w:rPr>
-              <w:t>ZadĂˇnĂ­ ĹľĂˇdĂˇ relaÄŤnĂ­ databĂˇzi v kontejneru; PostgreSQL mĂˇ oficiĂˇlnĂ­ obraz, vysokou spolehlivost a bÄ›ĹľĂ­ stejnÄ› u mÄ› i u vyuÄŤujĂ­cĂ­ho.</w:t>
+              <w:t>Zadání žádá relační databázi v kontejneru; PostgreSQL má oficiální obraz, vysokou spolehlivost a běží stejně u mě i u vyučujícího.</w:t>
             </w:r>
           </w:p>
         </w:tc>
@@ -747,7 +686,7 @@
               <w:rPr>
                 <w:sz w:val="20"/>
               </w:rPr>
-              <w:t>TĹ™Ă­vrstvĂˇ architektura se zĂˇvislostmi jednĂ­m smÄ›rem</w:t>
+              <w:t>Třívrstvá architektura se závislostmi jedním směrem</w:t>
             </w:r>
           </w:p>
         </w:tc>
@@ -769,7 +708,7 @@
               <w:rPr>
                 <w:sz w:val="20"/>
               </w:rPr>
-              <w:t>StriktnĂ­ rozdÄ›lenĂ­ na Controllers, Services a Repositories zajiĹˇĹĄuje nezĂˇvislost byznys logiky a snadnou testovatelnost.</w:t>
+              <w:t>Striktní rozdělení na Controllers, Services a Repositories zajišťuje nezávislost byznys logiky a snadnou testovatelnost.</w:t>
             </w:r>
           </w:p>
         </w:tc>
@@ -838,7 +777,7 @@
               <w:rPr>
                 <w:sz w:val="20"/>
               </w:rPr>
-              <w:t>VerzovanĂ© databĂˇzovĂ© migrace pĹ™es Flyway</w:t>
+              <w:t>Verzované databázové migrace přes Flyway</w:t>
             </w:r>
           </w:p>
         </w:tc>
@@ -860,7 +799,7 @@
               <w:rPr>
                 <w:sz w:val="20"/>
               </w:rPr>
-              <w:t>ZaruÄŤuje automatickĂ© a reprodukovatelnĂ© vytvoĹ™enĂ­ schĂ©matu a seedu syntetickĂ˝ch dat v kontejneru bez ruÄŤnĂ­ch zĂˇsahĹŻ.</w:t>
+              <w:t>Zaručuje automatické a reprodukovatelné vytvoření schématu a seedu syntetických dat v kontejneru bez ručních zásahů.</w:t>
             </w:r>
           </w:p>
         </w:tc>
@@ -929,7 +868,7 @@
               <w:rPr>
                 <w:sz w:val="20"/>
               </w:rPr>
-              <w:t>DvoufĂˇzovĂ© odeÄŤĂ­tĂˇnĂ­ zĂˇsob: DisponibilnĂ­ vs. fyzickĂˇ zĂˇsoba</w:t>
+              <w:t>Dvoufázové odečítání zásob: Disponibilní vs. fyzická zásoba</w:t>
             </w:r>
           </w:p>
         </w:tc>
@@ -951,7 +890,7 @@
               <w:rPr>
                 <w:sz w:val="20"/>
               </w:rPr>
-              <w:t>OkamĹľitĂˇ rezervace pĹ™i pĹ™ijetĂ­ objednĂˇvky zabrĂˇnĂ­ prodeji neexistujĂ­cĂ­ho zboĹľĂ­; fyzickĂ˝ odpis probÄ›hne aĹľ pĹ™i expedici balĂ­ku.</w:t>
+              <w:t>Okamžitá rezervace při přijetí objednávky zabrání prodeji neexistujícího zboží; fyzický odpis proběhne až při expedici balíku.</w:t>
             </w:r>
           </w:p>
         </w:tc>
@@ -1020,7 +959,7 @@
               <w:rPr>
                 <w:sz w:val="20"/>
               </w:rPr>
-              <w:t>AuditnĂ­ denĂ­k pohybĹŻ (StockMovement) a zĂˇkaz zĂˇpornĂ©ho stavu</w:t>
+              <w:t>Auditní deník pohybů (StockMovement) a zákaz záporného stavu</w:t>
             </w:r>
           </w:p>
         </w:tc>
@@ -1042,7 +981,7 @@
               <w:rPr>
                 <w:sz w:val="20"/>
               </w:rPr>
-              <w:t>ZĂˇpornĂ˝ stav je zakĂˇzĂˇn na Ăşrovni DB integritnĂ­ho omezenĂ­; kaĹľdĂˇ zmÄ›na zĂˇsoby je nemÄ›nnĂ˝ zĂˇznam (kdo, kdy, proÄŤ). RozdĂ­ly Ĺ™eĹˇĂ­ inventura.</w:t>
+              <w:t>Záporný stav je zakázán na úrovni DB integritního omezení; každá změna zásoby je neměnný záznam (kdo, kdy, proč). Rozdíly řeší inventura.</w:t>
             </w:r>
           </w:p>
         </w:tc>
@@ -1111,7 +1050,7 @@
               <w:rPr>
                 <w:sz w:val="20"/>
               </w:rPr>
-              <w:t>Konsolidace expedice ze dvou skladĹŻ (Hradec a TĹ™ebechovice)</w:t>
+              <w:t>Konsolidace expedice ze dvou skladů (Hradec a Třebechovice)</w:t>
             </w:r>
           </w:p>
         </w:tc>
@@ -1133,7 +1072,7 @@
               <w:rPr>
                 <w:sz w:val="20"/>
               </w:rPr>
-              <w:t>ZĂˇkaznickĂˇ objednĂˇvka se expeduje vĹľdy z Hradce KrĂˇlovĂ©; chybÄ›jĂ­cĂ­ zboĹľĂ­ v TĹ™ebechovicĂ­ch vyvolĂˇ internĂ­ pĹ™evodku (svoz dodĂˇvkou).</w:t>
+              <w:t>Zákaznická objednávka se expeduje vždy z Hradce Králové; chybějící zboží v Třebechovicích vyvolá interní převodku (svoz dodávkou).</w:t>
             </w:r>
           </w:p>
         </w:tc>
@@ -1202,7 +1141,7 @@
               <w:rPr>
                 <w:sz w:val="20"/>
               </w:rPr>
-              <w:t>Fixace jednotkovĂ© ceny v poloĹľce objednĂˇvky (Price Snapshot)</w:t>
+              <w:t>Fixace jednotkové ceny v položce objednávky (Price Snapshot)</w:t>
             </w:r>
           </w:p>
         </w:tc>
@@ -1224,7 +1163,7 @@
               <w:rPr>
                 <w:sz w:val="20"/>
               </w:rPr>
-              <w:t>PĹ™i vytvoĹ™enĂ­ objednĂˇvky se cena zafixuje v poloĹľce; budoucĂ­ zmÄ›na cenĂ­ku produktĹŻ neovlivnĂ­ jiĹľ odeslanĂ© objednĂˇvky.</w:t>
+              <w:t>Při vytvoření objednávky se cena zafixuje v položce; budoucí změna ceníku produktů neovlivní již odeslané objednávky.</w:t>
             </w:r>
           </w:p>
         </w:tc>
@@ -1293,7 +1232,7 @@
               <w:rPr>
                 <w:sz w:val="20"/>
               </w:rPr>
-              <w:t>Vazba produktĹŻ do vĂ­ce kategoriĂ­ M:N</w:t>
+              <w:t>Vazba produktů do více kategorií M:N</w:t>
             </w:r>
           </w:p>
         </w:tc>
@@ -1315,7 +1254,7 @@
               <w:rPr>
                 <w:sz w:val="20"/>
               </w:rPr>
-              <w:t>Produkt mĹŻĹľe patĹ™it do vĂ­ce kategoriĂ­ narĂˇz (napĹ™. batolata i dĂˇrky do 500 KÄŤ) s kategoriovĂ˝m vykazovĂˇnĂ­m mÄ›sĂ­ÄŤnĂ­ho obratu.</w:t>
+              <w:t>Produkt může patřit do více kategorií naráz (např. batolata i dárky do 500 Kč) s kategoriovým vykazováním měsíčního obratu.</w:t>
             </w:r>
           </w:p>
         </w:tc>
@@ -1384,7 +1323,7 @@
               <w:rPr>
                 <w:sz w:val="20"/>
               </w:rPr>
-              <w:t>ResponzivnĂ­ webovĂ© rozhranĂ­ (Thymeleaf + CSS) pro mobil ve skladu</w:t>
+              <w:t>Responzivní webové rozhraní (Thymeleaf + CSS) pro mobil ve skladu</w:t>
             </w:r>
           </w:p>
         </w:tc>
@@ -1406,7 +1345,7 @@
               <w:rPr>
                 <w:sz w:val="20"/>
               </w:rPr>
-              <w:t>Petr DoleĹľal trĂˇvĂ­ pĹŻl dne ve skladu; UI je optimalizovĂˇno pro mobil s velkĂ˝mi tlaÄŤĂ­tky a barevnou indikacĂ­ (â€žco hoĹ™Ă­â€ś).</w:t>
+              <w:t>Petr Doležal tráví půl dne ve skladu; UI je optimalizováno pro mobil s velkými tlačítky a barevnou indikací („co hoří“).</w:t>
             </w:r>
           </w:p>
         </w:tc>
@@ -1436,7 +1375,7 @@
     </w:tbl>
     <w:p>
       <w:pPr>
-        <w:spacing w:before="160"/>
+        <w:spacing w:before="200"/>
       </w:pPr>
     </w:p>
     <w:p>
@@ -1444,7 +1383,7 @@
         <w:pStyle w:val="Heading1"/>
       </w:pPr>
       <w:r>
-        <w:t>3. ZmÄ›ny poĹľadovanĂ© klientem</w:t>
+        <w:t>3. Změny požadované klientem</w:t>
       </w:r>
     </w:p>
     <w:tbl>
@@ -1487,7 +1426,7 @@
                 <w:color w:val="FFFFFF"/>
                 <w:sz w:val="20"/>
               </w:rPr>
-              <w:t>ÄŚ.</w:t>
+              <w:t>Č.</w:t>
             </w:r>
           </w:p>
         </w:tc>
@@ -1537,7 +1476,7 @@
                 <w:color w:val="FFFFFF"/>
                 <w:sz w:val="20"/>
               </w:rPr>
-              <w:t>PoĹľadavek klienta</w:t>
+              <w:t>Požadavek klienta</w:t>
             </w:r>
           </w:p>
         </w:tc>
@@ -1562,7 +1501,7 @@
                 <w:color w:val="FFFFFF"/>
                 <w:sz w:val="20"/>
               </w:rPr>
-              <w:t>ĹeĹˇenĂ­ a dopad na nĂˇvrh</w:t>
+              <w:t>Řešení a dopad na návrh</w:t>
             </w:r>
           </w:p>
         </w:tc>
@@ -1656,7 +1595,7 @@
               <w:rPr>
                 <w:sz w:val="20"/>
               </w:rPr>
-              <w:t>â€žDvakrĂˇt mÄ›sĂ­ÄŤnÄ› prodĂˇme nÄ›co, co nemĂˇme na skladÄ›. To se nesmĂ­ stĂˇvat.â€ś</w:t>
+              <w:t>„Dvakrát měsíčně prodáme něco, co nemáme na skladě. To se nesmí stávat.“</w:t>
             </w:r>
           </w:p>
         </w:tc>
@@ -1678,7 +1617,7 @@
               <w:rPr>
                 <w:sz w:val="20"/>
               </w:rPr>
-              <w:t>ZavedenĂ­ konceptu disponibilnĂ­ zĂˇsoby a okamĹľitĂ© rezervace; automatickĂ© odmĂ­tnutĂ­ objednĂˇvky pĹ™i nedostatku volnĂ˝ch kusĹŻ. Viz R5.</w:t>
+              <w:t>Zavedení konceptu disponibilní zásoby a okamžité rezervace; automatické odmítnutí objednávky při nedostatku volných kusů. Viz R5.</w:t>
             </w:r>
           </w:p>
         </w:tc>
@@ -1769,7 +1708,7 @@
               <w:rPr>
                 <w:sz w:val="20"/>
               </w:rPr>
-              <w:t>â€žV garĂˇĹľi stav nikdy nesedĂ­, potĹ™ebuju vÄ›dÄ›t, proÄŤ jich je sedmnĂˇct a ne dvacet.â€ś</w:t>
+              <w:t>„V garáži stav nikdy nesedí, potřebuju vědět, proč jich je sedmnáct a ne dvacet.“</w:t>
             </w:r>
           </w:p>
         </w:tc>
@@ -1791,7 +1730,7 @@
               <w:rPr>
                 <w:sz w:val="20"/>
               </w:rPr>
-              <w:t>ZavedenĂ­ nemÄ›nnĂ© tabulky skladovĂ˝ch pohybĹŻ (StockMovement) a modulu inventury pro evidenci manka/pĹ™ebytku. Viz R6.</w:t>
+              <w:t>Zavedení neměnné tabulky skladových pohybů (StockMovement) a modulu inventury pro evidenci manka/přebytku. Viz R6.</w:t>
             </w:r>
           </w:p>
         </w:tc>
@@ -1882,7 +1821,7 @@
               <w:rPr>
                 <w:sz w:val="20"/>
               </w:rPr>
-              <w:t>â€žPotĹ™ebuju na ĂşvodnĂ­ strĂˇnce barevnÄ› vidÄ›t, co hoĹ™Ă­ a co musĂ­m doobjednat.â€ś</w:t>
+              <w:t>„Potřebuju na úvodní stránce barevně vidět, co hoří a co musím doobjednat.“</w:t>
             </w:r>
           </w:p>
         </w:tc>
@@ -1904,7 +1843,7 @@
               <w:rPr>
                 <w:sz w:val="20"/>
               </w:rPr>
-              <w:t>Dashboard s pĹ™ehledem produktĹŻ pod minimĂˇlnĂ­m limitem zĂˇsob, barevnĂˇ vizualizace (ÄŤervenĂˇ/oranĹľovĂˇ) a rychlĂˇ tvorba nĂˇkupnĂ­ho poĹľadavku. Viz R10.</w:t>
+              <w:t>Dashboard s přehledem produktů pod minimálním limitem zásob, barevná vizualizace (červená/oranžová) a rychlá tvorba nákupního požadavku. Viz R10.</w:t>
             </w:r>
           </w:p>
         </w:tc>
@@ -1926,7 +1865,7 @@
               <w:rPr>
                 <w:sz w:val="20"/>
               </w:rPr>
-              <w:t>rozpracovĂˇno</w:t>
+              <w:t>rozpracováno</w:t>
             </w:r>
           </w:p>
         </w:tc>
@@ -1995,7 +1934,7 @@
               <w:rPr>
                 <w:sz w:val="20"/>
               </w:rPr>
-              <w:t>â€žAĹĄ to jde pouĹľĂ­vat i z mobilu, jĂˇ jsem pĹŻlku dne ve skladu.â€ś</w:t>
+              <w:t>„Ať to jde používat i z mobilu, já jsem půlku dne ve skladu.“</w:t>
             </w:r>
           </w:p>
         </w:tc>
@@ -2017,7 +1956,7 @@
               <w:rPr>
                 <w:sz w:val="20"/>
               </w:rPr>
-              <w:t>ResponzivnĂ­ design pro skladovĂ© operace (pĹ™Ă­jem, pĹ™esun, inventura) pĹ™izpĹŻsobenĂ˝ dotykovĂ©mu ovlĂˇdĂˇnĂ­. Viz R10.</w:t>
+              <w:t>Responzivní design pro skladové operace (příjem, přesun, inventura) přizpůsobený dotykovému ovládání. Viz R10.</w:t>
             </w:r>
           </w:p>
         </w:tc>
@@ -2039,7 +1978,7 @@
               <w:rPr>
                 <w:sz w:val="20"/>
               </w:rPr>
-              <w:t>rozpracovĂˇno</w:t>
+              <w:t>rozpracováno</w:t>
             </w:r>
           </w:p>
         </w:tc>
@@ -2055,70 +1994,7 @@
 </w:document>
 </file>
 
-<file path=word\fontTable.xml><?xml version="1.0" encoding="utf-8"?>
-<w:fonts xmlns:mc="http://schemas.openxmlformats.org/markup-compatibility/2006" xmlns:r="http://schemas.openxmlformats.org/officeDocument/2006/relationships" xmlns:w="http://schemas.openxmlformats.org/wordprocessingml/2006/main" xmlns:w14="http://schemas.microsoft.com/office/word/2010/wordml" mc:Ignorable="w14">
-  <w:font w:name="Symbol">
-    <w:panose1 w:val="00000000000000000000"/>
-    <w:charset w:val="02"/>
-    <w:family w:val="auto"/>
-    <w:pitch w:val="variable"/>
-    <w:sig w:usb0="00000000" w:usb1="10000000" w:usb2="00000000" w:usb3="00000000" w:csb0="80000000" w:csb1="00000000"/>
-  </w:font>
-  <w:font w:name="Times New Roman">
-    <w:panose1 w:val="02020603050405020304"/>
-    <w:charset w:val="00"/>
-    <w:family w:val="auto"/>
-    <w:pitch w:val="variable"/>
-    <w:sig w:usb0="E0002AFF" w:usb1="C0007841" w:usb2="00000009" w:usb3="00000000" w:csb0="000001FF" w:csb1="00000000"/>
-  </w:font>
-  <w:font w:name="Cambria">
-    <w:panose1 w:val="02040503050406030204"/>
-    <w:charset w:val="00"/>
-    <w:family w:val="auto"/>
-    <w:pitch w:val="variable"/>
-    <w:sig w:usb0="E00002FF" w:usb1="400004FF" w:usb2="00000000" w:usb3="00000000" w:csb0="0000019F" w:csb1="00000000"/>
-  </w:font>
-  <w:font w:name="ＭＳ 明朝">
-    <w:panose1 w:val="00000000000000000000"/>
-    <w:charset w:val="80"/>
-    <w:family w:val="roman"/>
-    <w:notTrueType/>
-    <w:pitch w:val="fixed"/>
-    <w:sig w:usb0="00000001" w:usb1="08070000" w:usb2="00000010" w:usb3="00000000" w:csb0="00020000" w:csb1="00000000"/>
-  </w:font>
-  <w:font w:name="Calibri">
-    <w:panose1 w:val="020F0502020204030204"/>
-    <w:charset w:val="00"/>
-    <w:family w:val="auto"/>
-    <w:pitch w:val="variable"/>
-    <w:sig w:usb0="E10002FF" w:usb1="4000ACFF" w:usb2="00000009" w:usb3="00000000" w:csb0="0000019F" w:csb1="00000000"/>
-  </w:font>
-  <w:font w:name="ＭＳ ゴシック">
-    <w:panose1 w:val="00000000000000000000"/>
-    <w:charset w:val="80"/>
-    <w:family w:val="modern"/>
-    <w:notTrueType/>
-    <w:pitch w:val="fixed"/>
-    <w:sig w:usb0="00000001" w:usb1="08070000" w:usb2="00000010" w:usb3="00000000" w:csb0="00020000" w:csb1="00000000"/>
-  </w:font>
-  <w:font w:name="Courier">
-    <w:panose1 w:val="02000500000000000000"/>
-    <w:charset w:val="00"/>
-    <w:family w:val="auto"/>
-    <w:pitch w:val="variable"/>
-    <w:sig w:usb0="00000003" w:usb1="00000000" w:usb2="00000000" w:usb3="00000000" w:csb0="00000001" w:csb1="00000000"/>
-  </w:font>
-  <w:font w:name="Arial">
-    <w:panose1 w:val="020B0604020202020204"/>
-    <w:charset w:val="00"/>
-    <w:family w:val="auto"/>
-    <w:pitch w:val="variable"/>
-    <w:sig w:usb0="E0002AFF" w:usb1="C0007843" w:usb2="00000009" w:usb3="00000000" w:csb0="000001FF" w:csb1="00000000"/>
-  </w:font>
-</w:fonts>
-</file>
-
-<file path=word\numbering.xml><?xml version="1.0" encoding="utf-8"?>
+<file path=word/numbering.xml><?xml version="1.0" encoding="utf-8"?>
 <w:numbering xmlns:wpc="http://schemas.microsoft.com/office/word/2010/wordprocessingCanvas" xmlns:mo="http://schemas.microsoft.com/office/mac/office/2008/main" xmlns:mc="http://schemas.openxmlformats.org/markup-compatibility/2006" xmlns:mv="urn:schemas-microsoft-com:mac:vml" xmlns:o="urn:schemas-microsoft-com:office:office" xmlns:r="http://schemas.openxmlformats.org/officeDocument/2006/relationships" xmlns:m="http://schemas.openxmlformats.org/officeDocument/2006/math" xmlns:v="urn:schemas-microsoft-com:vml" xmlns:wp14="http://schemas.microsoft.com/office/word/2010/wordprocessingDrawing" xmlns:wp="http://schemas.openxmlformats.org/drawingml/2006/wordprocessingDrawing" xmlns:w10="urn:schemas-microsoft-com:office:word" xmlns:w="http://schemas.openxmlformats.org/wordprocessingml/2006/main" xmlns:w14="http://schemas.microsoft.com/office/word/2010/wordml" xmlns:wpg="http://schemas.microsoft.com/office/word/2010/wordprocessingGroup" xmlns:wpi="http://schemas.microsoft.com/office/word/2010/wordprocessingInk" xmlns:wne="http://schemas.microsoft.com/office/word/2006/wordml" xmlns:wps="http://schemas.microsoft.com/office/word/2010/wordprocessingShape" mc:Ignorable="w14 wp14">
   <w:abstractNum w:abstractNumId="0">
     <w:nsid w:val="FFFFFF7C"/>
@@ -2321,62 +2197,7 @@
 </w:numbering>
 </file>
 
-<file path=word\settings.xml><?xml version="1.0" encoding="utf-8"?>
-<w:settings xmlns:mc="http://schemas.openxmlformats.org/markup-compatibility/2006" xmlns:o="urn:schemas-microsoft-com:office:office" xmlns:r="http://schemas.openxmlformats.org/officeDocument/2006/relationships" xmlns:m="http://schemas.openxmlformats.org/officeDocument/2006/math" xmlns:v="urn:schemas-microsoft-com:vml" xmlns:w10="urn:schemas-microsoft-com:office:word" xmlns:w="http://schemas.openxmlformats.org/wordprocessingml/2006/main" xmlns:w14="http://schemas.microsoft.com/office/word/2010/wordml" xmlns:sl="http://schemas.openxmlformats.org/schemaLibrary/2006/main" mc:Ignorable="w14">
-  <w:zoom w:val="bestFit"/>
-  <w:proofState w:spelling="clean" w:grammar="clean"/>
-  <w:defaultTabStop w:val="720"/>
-  <w:characterSpacingControl w:val="doNotCompress"/>
-  <w:savePreviewPicture/>
-  <w:compat>
-    <w:useFELayout/>
-    <w:compatSetting w:name="compatibilityMode" w:uri="http://schemas.microsoft.com/office/word" w:val="14"/>
-    <w:compatSetting w:name="overrideTableStyleFontSizeAndJustification" w:uri="http://schemas.microsoft.com/office/word" w:val="1"/>
-    <w:compatSetting w:name="enableOpenTypeFeatures" w:uri="http://schemas.microsoft.com/office/word" w:val="1"/>
-    <w:compatSetting w:name="doNotFlipMirrorIndents" w:uri="http://schemas.microsoft.com/office/word" w:val="1"/>
-  </w:compat>
-  <w:rsids>
-    <w:rsidRoot w:val="00B47730"/>
-    <w:rsid w:val="00034616"/>
-    <w:rsid w:val="0006063C"/>
-    <w:rsid w:val="0015074B"/>
-    <w:rsid w:val="0029639D"/>
-    <w:rsid w:val="00326F90"/>
-    <w:rsid w:val="00AA1D8D"/>
-    <w:rsid w:val="00B47730"/>
-    <w:rsid w:val="00CB0664"/>
-    <w:rsid w:val="00FC693F"/>
-  </w:rsids>
-  <m:mathPr>
-    <m:mathFont m:val="Cambria Math"/>
-    <m:brkBin m:val="before"/>
-    <m:brkBinSub m:val="--"/>
-    <m:smallFrac m:val="0"/>
-    <m:dispDef/>
-    <m:lMargin m:val="0"/>
-    <m:rMargin m:val="0"/>
-    <m:defJc m:val="centerGroup"/>
-    <m:wrapIndent m:val="1440"/>
-    <m:intLim m:val="subSup"/>
-    <m:naryLim m:val="undOvr"/>
-  </m:mathPr>
-  <w:themeFontLang w:val="en-US" w:eastAsia="ja-JP"/>
-  <w:clrSchemeMapping w:bg1="light1" w:t1="dark1" w:bg2="light2" w:t2="dark2" w:accent1="accent1" w:accent2="accent2" w:accent3="accent3" w:accent4="accent4" w:accent5="accent5" w:accent6="accent6" w:hyperlink="hyperlink" w:followedHyperlink="followedHyperlink"/>
-  <w:doNotAutoCompressPictures/>
-  <w:shapeDefaults>
-    <o:shapedefaults v:ext="edit" spidmax="1027"/>
-    <o:shapelayout v:ext="edit">
-      <o:idmap v:ext="edit" data="1"/>
-    </o:shapelayout>
-  </w:shapeDefaults>
-  <w:decimalSymbol w:val="."/>
-  <w:listSeparator w:val=","/>
-  <w14:docId w14:val="24062061"/>
-  <w14:defaultImageDpi w14:val="300"/>
-</w:settings>
-</file>
-
-<file path=word\styles.xml><?xml version="1.0" encoding="utf-8"?>
+<file path=word/styles.xml><?xml version="1.0" encoding="utf-8"?>
 <w:styles xmlns:mc="http://schemas.openxmlformats.org/markup-compatibility/2006" xmlns:r="http://schemas.openxmlformats.org/officeDocument/2006/relationships" xmlns:w="http://schemas.openxmlformats.org/wordprocessingml/2006/main" xmlns:w14="http://schemas.microsoft.com/office/word/2010/wordml" mc:Ignorable="w14">
   <w:docDefaults>
     <w:rPrDefault>
@@ -14230,7 +14051,7 @@
 </w:styles>
 </file>
 
-<file path=word\stylesWithEffects.xml><?xml version="1.0" encoding="utf-8"?>
+<file path=word/stylesWithEffects.xml><?xml version="1.0" encoding="utf-8"?>
 <w:styles xmlns:wpc="http://schemas.microsoft.com/office/word/2010/wordprocessingCanvas" xmlns:mo="http://schemas.microsoft.com/office/mac/office/2008/main" xmlns:mc="http://schemas.openxmlformats.org/markup-compatibility/2006" xmlns:mv="urn:schemas-microsoft-com:mac:vml" xmlns:o="urn:schemas-microsoft-com:office:office" xmlns:r="http://schemas.openxmlformats.org/officeDocument/2006/relationships" xmlns:m="http://schemas.openxmlformats.org/officeDocument/2006/math" xmlns:v="urn:schemas-microsoft-com:vml" xmlns:wp14="http://schemas.microsoft.com/office/word/2010/wordprocessingDrawing" xmlns:wp="http://schemas.openxmlformats.org/drawingml/2006/wordprocessingDrawing" xmlns:w10="urn:schemas-microsoft-com:office:word" xmlns:w="http://schemas.openxmlformats.org/wordprocessingml/2006/main" xmlns:w14="http://schemas.microsoft.com/office/word/2010/wordml" xmlns:wpg="http://schemas.microsoft.com/office/word/2010/wordprocessingGroup" xmlns:wpi="http://schemas.microsoft.com/office/word/2010/wordprocessingInk" xmlns:wne="http://schemas.microsoft.com/office/word/2006/wordml" xmlns:wps="http://schemas.microsoft.com/office/word/2010/wordprocessingShape" mc:Ignorable="w14 wp14">
   <w:docDefaults>
     <w:rPrDefault>
@@ -26032,7 +25853,7 @@
 </w:styles>
 </file>
 
-<file path=word\theme\theme1.xml><?xml version="1.0" encoding="utf-8"?>
+<file path=word/theme/theme1.xml><?xml version="1.0" encoding="utf-8"?>
 <a:theme xmlns:a="http://schemas.openxmlformats.org/drawingml/2006/main" name="Office Theme">
   <a:themeElements>
     <a:clrScheme name="Office">
@@ -26352,9 +26173,14 @@
 </a:theme>
 </file>
 
-<file path=word\webSettings.xml><?xml version="1.0" encoding="utf-8"?>
-<w:webSettings xmlns:mc="http://schemas.openxmlformats.org/markup-compatibility/2006" xmlns:r="http://schemas.openxmlformats.org/officeDocument/2006/relationships" xmlns:w="http://schemas.openxmlformats.org/wordprocessingml/2006/main" xmlns:w14="http://schemas.microsoft.com/office/word/2010/wordml" mc:Ignorable="w14">
-  <w:allowPNG/>
-  <w:doNotSaveAsSingleFile/>
-</w:webSettings>
+<file path=customXml/item1.xml><?xml version="1.0" encoding="utf-8"?>
+<b:Sources xmlns:b="http://schemas.openxmlformats.org/officeDocument/2006/bibliography" xmlns="http://schemas.openxmlformats.org/officeDocument/2006/bibliography" SelectedStyle="/APA.XSL" StyleName="APA"/>
+</file>
+
+<file path=customXml/itemProps1.xml><?xml version="1.0" encoding="utf-8"?>
+<ds:datastoreItem xmlns:ds="http://schemas.openxmlformats.org/officeDocument/2006/customXml" ds:itemID="{EF278816-EC6F-A645-907D-7F25AECB1D4A}">
+  <ds:schemaRefs>
+    <ds:schemaRef ds:uri="http://schemas.openxmlformats.org/officeDocument/2006/bibliography"/>
+  </ds:schemaRefs>
+</ds:datastoreItem>
 </file>
--- a/PPRO-dokumentace.docx
+++ b/PPRO-dokumentace.docx
@@ -201,7 +201,7 @@
               <w:spacing w:before="60" w:after="60"/>
             </w:pPr>
             <w:r>
-              <w:t>7. 10. 2026</w:t>
+              <w:t>21. 10. 2026</w:t>
             </w:r>
           </w:p>
         </w:tc>
@@ -233,7 +233,7 @@
         <w:spacing w:after="120"/>
       </w:pPr>
       <w:r>
-        <w:t>Aplikace eviduje produkty a jejich zatřídění do více kategorií současně (vazba M:N – např. dřevěná káča je v kategorii 'pro batolata' i 'dárky do 500 Kč'). Zásadní inovací je oddělení fyzického stavu na regálech od stavu disponibilního (volného k prodeji). Při přijetí objednávky systém provede okamžitou rezervaci zásoby a v případě nedostatku objednávku striktně odmítne. Fyzický odpis proběhne až při expedici balíku. Každá změna zásoby (příjem z truhlárny, výdej zákazníkovi, meziskladový přesun Třebechovice -&gt; Hradec i inventurní dorovnání) je trvale zapsána v auditním deníku pohybů. Na úvodní obrazovce má majitel přehled 'Co hoří' s produkty pod minimální zásobou a měsíční finanční report tržeb po kategoriích.</w:t>
+        <w:t>Aplikace eviduje produkty a jejich zatřídění do více kategorií současně (vazba M:N – např. dřevěná káča je v kategorii 'pro batolata' i 'dárky do 500 Kč'). Zásadní inovací je oddělení fyzického stavu na regálech od stavu disponibilního (volného k prodeji). Při přijetí objednávky systém provede okamžitou rezervaci zásoby a v případě nedostatku objednávku striktně odmítne. Fyzický odpis proběhne až při expedici balíku. Každá změna zásoby (příjem z truhlárny, výdej zákazníkovi, meziskladový přesun Třebechovice -&gt; Hradec i inventurní dorovnání) je trvale zapsána v auditním deníku pohybů. Na úvodní obrazovce má dispečer přehled kritického stavu zásob pod bezpečnostním limitem a měsíční finanční report tržeb a marží po kategoriích.</w:t>
       </w:r>
     </w:p>
     <w:p>
@@ -241,7 +241,7 @@
         <w:spacing w:after="120"/>
       </w:pPr>
       <w:r>
-        <w:t>Technicky je systém postaven jako třívrstvá enterprise aplikace v jazyce Java 21 s využitím frameworku Spring Boot 3.4.x. Prezentační vrstva využívá Spring MVC a šablonovací engine Thymeleaf s responzivním CSS přizpůsobeným pro ovládání z mobilního telefonu přímo ve skladu. Aplikační vrstva obsahuje servisní služby vynucující striktní byznys pravidla (zákaz záporného stavu, fixace ceny v objednávce, rezervace). Datová vrstva je postavena na Spring Data JPA / Hibernate a relační databázi PostgreSQL 16 provozované v Docker kontejneru. Sestavení řídí Gradle wrapper (verze 9.7+).</w:t>
+        <w:t>Technicky je systém postaven jako třívrstvá enterprise aplikace v jazyce Java 21 s využitím frameworku Spring Boot 3.4.x. Prezentační vrstva využívá Spring MVC a šablonovací engine Thymeleaf s responzivním CSS navrženým ve standardu moderních podnikových WMS/ERP systémů (tabulární čísla, statusové indikátory, monospaced SKU kódy bez AI emodži). Aplikační vrstva obsahuje servisní služby vynucující striktní byznys pravidla (zákaz záporného stavu, fixace ceny v objednávce, rezervace). Datová vrstva je postavena na Spring Data JPA / Hibernate a PostgreSQL 16 v Docker kontejneru. Sestavení řídí Gradle wrapper (verze 9.7+).</w:t>
       </w:r>
     </w:p>
     <w:p>
@@ -856,7 +856,7 @@
               <w:spacing w:before="60" w:after="60"/>
             </w:pPr>
             <w:r>
-              <w:t>Petr Doležal tráví půl dne ve skladu; UI je optimalizováno pro mobil s velkými tlačítky a barevnou indikací ('co hoří').</w:t>
+              <w:t>Skladník se pohybuje mezi regály; UI je optimalizováno pro mobilní terminály s velkými ovládacími prvky.</w:t>
             </w:r>
           </w:p>
         </w:tc>
@@ -870,6 +870,60 @@
             </w:pPr>
             <w:r>
               <w:t>7. 10. 2026</w:t>
+            </w:r>
+          </w:p>
+        </w:tc>
+      </w:tr>
+      <w:tr>
+        <w:tc>
+          <w:tcPr>
+            <w:tcW w:w="700" w:type="dxa"/>
+          </w:tcPr>
+          <w:p>
+            <w:pPr>
+              <w:spacing w:before="60" w:after="60"/>
+            </w:pPr>
+            <w:r>
+              <w:t>R11</w:t>
+            </w:r>
+          </w:p>
+        </w:tc>
+        <w:tc>
+          <w:tcPr>
+            <w:tcW w:w="2400" w:type="dxa"/>
+          </w:tcPr>
+          <w:p>
+            <w:pPr>
+              <w:spacing w:before="60" w:after="60"/>
+            </w:pPr>
+            <w:r>
+              <w:t>Profesionální podnikový WMS design bez AI prvků a emodži</w:t>
+            </w:r>
+          </w:p>
+        </w:tc>
+        <w:tc>
+          <w:tcPr>
+            <w:tcW w:w="4800" w:type="dxa"/>
+          </w:tcPr>
+          <w:p>
+            <w:pPr>
+              <w:spacing w:before="60" w:after="60"/>
+            </w:pPr>
+            <w:r>
+              <w:t>Odstranění všech emodži a meta-textů; zavedení seriózního podnikového vzhledu (tabulární čísla, statusové indikátory, monospaced SKU kódy).</w:t>
+            </w:r>
+          </w:p>
+        </w:tc>
+        <w:tc>
+          <w:tcPr>
+            <w:tcW w:w="1300" w:type="dxa"/>
+          </w:tcPr>
+          <w:p>
+            <w:pPr>
+              <w:spacing w:before="60" w:after="60"/>
+            </w:pPr>
+            <w:r>
+              <w:t>21. 10. 2026</w:t>
             </w:r>
           </w:p>
         </w:tc>
@@ -1170,7 +1224,7 @@
               <w:spacing w:before="60" w:after="60"/>
             </w:pPr>
             <w:r>
-              <w:t>Dashboard s přehledem produktů pod minimálním limitem zásob, barevná vizualizace (červená/oranžová) a rychlá tvorba nákupního požadavku. Viz R10.</w:t>
+              <w:t>Dispečink s přehledem položek pod bezpečnostním limitem zásob, barevná indikace a rychlé operativní transakce. Viz R10.</w:t>
             </w:r>
           </w:p>
         </w:tc>
@@ -1238,6 +1292,73 @@
             </w:pPr>
             <w:r>
               <w:t>Responzivní design pro skladové operace (příjem, přesun, inventura) přizpůsobený dotykovému ovládání. Viz R10.</w:t>
+            </w:r>
+          </w:p>
+        </w:tc>
+        <w:tc>
+          <w:tcPr>
+            <w:tcW w:w="1000" w:type="dxa"/>
+          </w:tcPr>
+          <w:p>
+            <w:pPr>
+              <w:spacing w:before="60" w:after="60"/>
+            </w:pPr>
+            <w:r>
+              <w:t>hotovo</w:t>
+            </w:r>
+          </w:p>
+        </w:tc>
+      </w:tr>
+      <w:tr>
+        <w:tc>
+          <w:tcPr>
+            <w:tcW w:w="600" w:type="dxa"/>
+          </w:tcPr>
+          <w:p>
+            <w:pPr>
+              <w:spacing w:before="60" w:after="60"/>
+            </w:pPr>
+            <w:r>
+              <w:t>Z5</w:t>
+            </w:r>
+          </w:p>
+        </w:tc>
+        <w:tc>
+          <w:tcPr>
+            <w:tcW w:w="1100" w:type="dxa"/>
+          </w:tcPr>
+          <w:p>
+            <w:pPr>
+              <w:spacing w:before="60" w:after="60"/>
+            </w:pPr>
+            <w:r>
+              <w:t>21. 10. 2026</w:t>
+            </w:r>
+          </w:p>
+        </w:tc>
+        <w:tc>
+          <w:tcPr>
+            <w:tcW w:w="2800" w:type="dxa"/>
+          </w:tcPr>
+          <w:p>
+            <w:pPr>
+              <w:spacing w:before="60" w:after="60"/>
+            </w:pPr>
+            <w:r>
+              <w:t>„Prerobiť visáž stránky aby to vyzeralo že to nie je robené umelou inteligenciou (smajlíky a podobne).“</w:t>
+            </w:r>
+          </w:p>
+        </w:tc>
+        <w:tc>
+          <w:tcPr>
+            <w:tcW w:w="3700" w:type="dxa"/>
+          </w:tcPr>
+          <w:p>
+            <w:pPr>
+              <w:spacing w:before="60" w:after="60"/>
+            </w:pPr>
+            <w:r>
+              <w:t>Kompletní redesign webového rozhraní na standard profesionálního WMS systému: odstranění všech emodži, zavedení statusových bodových indikátorů, monospaced SKU kódů a tabulárních čísel. Viz R11.</w:t>
             </w:r>
           </w:p>
         </w:tc>
@@ -1274,7 +1395,7 @@
         <w:spacing w:after="120"/>
       </w:pPr>
       <w:r>
-        <w:t>V první fázi byl vyvinut a otestován plně funkční a spustitelný prototyp webové aplikace na adrese http://localhost:8080:</w:t>
+        <w:t>V rámci dosavadního vývoje byl vytvořen a odladěn plně funkční a spustitelný prototyp webové aplikace na adrese http://localhost:8080:</w:t>
       </w:r>
     </w:p>
     <w:p>
@@ -1282,7 +1403,7 @@
         <w:spacing w:after="120"/>
       </w:pPr>
       <w:r>
-        <w:t>• Dashboard (/): Widget 'CO HOŘÍ' s položkami pod limitem, skladové ukazatele, akce naskladnění a závozu z garáže, auditní deník.</w:t>
+        <w:t>• Skladový a expediční dispečink (/): Přehled KPI, modul kritického stavu zásob pod limitem, operativní transakce (příjem z výroby a svoz dodávkou) a auditní deník posledních pohybů.</w:t>
       </w:r>
     </w:p>
     <w:p>
@@ -1290,7 +1411,7 @@
         <w:spacing w:after="120"/>
       </w:pPr>
       <w:r>
-        <w:t>• Katalog hraček (/products, /products/{id}): Seznam produktů, kategorie (vazba M:N), disponibilní stavy a detail s rozpadem kusů mezi Hradcem a Třebechovicemi.</w:t>
+        <w:t>• Katalog produktů (/products, /products/{id}): Seznam položek s kódovým značením SKU, kategorie (M:N), disponibilní stavy a detail s rozpadem kusů mezi Hradcem a Třebechovicemi.</w:t>
       </w:r>
     </w:p>
     <w:p>
@@ -1298,7 +1419,7 @@
         <w:spacing w:after="120"/>
       </w:pPr>
       <w:r>
-        <w:t>• Sklady a převody (/warehouse): Meziskladový svoz dodávkou, inventurní vyrovnání a kompletní auditní skladový deník.</w:t>
+        <w:t>• Skladové hospodářství a převody (/warehouse): Meziskladový svoz dodávkou, inventurní vyrovnání s povinným zdůvodněním a centrální auditní skladový deník.</w:t>
       </w:r>
     </w:p>
     <w:p>
@@ -1306,7 +1427,7 @@
         <w:spacing w:after="120"/>
       </w:pPr>
       <w:r>
-        <w:t>• Objednávky (/orders): Seznam objednávek, simulátor nákupu z e-shopu s automatickou rezervací či odmítnutím, tlačítko Zabalit a expedovat s fyzickým odpisem.</w:t>
+        <w:t>• Objednávky a expedice (/orders): Seznam objednávek se zafixovanými cenami (Price Snapshot), simulace e-shopu s automatickou rezervací či zamítnutím a tlačítko expedice balíku.</w:t>
       </w:r>
     </w:p>
     <w:p>
@@ -1314,7 +1435,7 @@
         <w:spacing w:after="120"/>
       </w:pPr>
       <w:r>
-        <w:t>• Finanční reporty (/reports): Měsíční obrat, nákupní náklady a hrubá marže členěná po kategoriích hraček.</w:t>
+        <w:t>• Rentabilita a obrat (/reports): Měsíční obrat, nákupní náklady, hrubá marže a procentuální podíl na celkových tržbách členěný po kategoriích.</w:t>
       </w:r>
     </w:p>
     <w:sectPr>

--- a/PPRO-dokumentace.docx
+++ b/PPRO-dokumentace.docx
@@ -1436,6 +1436,14 @@
       </w:pPr>
       <w:r>
         <w:t>• Rentabilita a obrat (/reports): Měsíční obrat, nákupní náklady, hrubá marže a procentuální podíl na celkových tržbách členěný po kategoriích.</w:t>
+      </w:r>
+    </w:p>
+    <w:p>
+      <w:pPr>
+        <w:spacing w:after="120"/>
+      </w:pPr>
+      <w:r>
+        <w:t>• Kontejnerizace a databáze (Docker Compose): Kompletní aplikace i s produkční PostgreSQL 16 databází je plně kontejnerizována a ověřena spuštěním přes docker compose up.</w:t>
       </w:r>
     </w:p>
     <w:sectPr>
